--- a/Yazeed_Mshayekh_CV.docx
+++ b/Yazeed_Mshayekh_CV.docx
@@ -146,7 +146,6 @@
         <w:t xml:space="preserve"> </w:t>
       </w:r>
       <w:hyperlink r:id="rId6">
-        <w:proofErr w:type="spellStart"/>
         <w:r>
           <w:rPr>
             <w:color w:val="0000FF"/>
@@ -154,7 +153,6 @@
           </w:rPr>
           <w:t>Linkedin</w:t>
         </w:r>
-        <w:proofErr w:type="spellEnd"/>
       </w:hyperlink>
       <w:r>
         <w:rPr>
@@ -178,7 +176,6 @@
         <w:ind w:left="15"/>
       </w:pPr>
       <w:hyperlink r:id="rId7">
-        <w:proofErr w:type="spellStart"/>
         <w:r>
           <w:rPr>
             <w:color w:val="0000FF"/>
@@ -186,7 +183,6 @@
           </w:rPr>
           <w:t>Github</w:t>
         </w:r>
-        <w:proofErr w:type="spellEnd"/>
       </w:hyperlink>
       <w:r>
         <w:rPr>
@@ -211,7 +207,6 @@
         <w:t xml:space="preserve"> </w:t>
       </w:r>
       <w:hyperlink r:id="rId8">
-        <w:proofErr w:type="spellStart"/>
         <w:r>
           <w:rPr>
             <w:color w:val="0000FF"/>
@@ -220,7 +215,6 @@
           </w:rPr>
           <w:t>Yazeed_Mshaykeh</w:t>
         </w:r>
-        <w:proofErr w:type="spellEnd"/>
       </w:hyperlink>
     </w:p>
     <w:p>
@@ -589,7 +583,7 @@
           </mc:Choice>
           <mc:Fallback>
             <w:pict>
-              <v:group w14:anchorId="5E81DB7D" id="Group 1" o:spid="_x0000_s1026" style="position:absolute;margin-left:50.4pt;margin-top:9.4pt;width:492.85pt;height:1.6pt;z-index:-15728640;mso-wrap-distance-left:0;mso-wrap-distance-right:0;mso-position-horizontal-relative:page" coordsize="62591,203" o:gfxdata="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">
+              <v:group w14:anchorId="1F87A892" id="Group 1" o:spid="_x0000_s1026" style="position:absolute;margin-left:50.4pt;margin-top:9.4pt;width:492.85pt;height:1.6pt;z-index:-15728640;mso-wrap-distance-left:0;mso-wrap-distance-right:0;mso-position-horizontal-relative:page" coordsize="62591,203" o:gfxdata="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">
                 <v:shape id="Graphic 2" o:spid="_x0000_s1027" style="position:absolute;width:62572;height:196;visibility:visible;mso-wrap-style:square;v-text-anchor:top" coordsize="6257290,19685" o:gfxdata="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" path="m6257290,l,,,381,,3429,,19685r6257290,l6257290,xe" fillcolor="#9f9f9f" stroked="f">
                   <v:path arrowok="t"/>
                 </v:shape>
@@ -1106,7 +1100,7 @@
           </mc:Choice>
           <mc:Fallback>
             <w:pict>
-              <v:group w14:anchorId="31593DB1" id="Group 8" o:spid="_x0000_s1026" style="position:absolute;margin-left:50.4pt;margin-top:9.35pt;width:492.85pt;height:1.6pt;z-index:-15728128;mso-wrap-distance-left:0;mso-wrap-distance-right:0;mso-position-horizontal-relative:page" coordsize="62591,203" o:gfxdata="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">
+              <v:group w14:anchorId="5CEACDEF" id="Group 8" o:spid="_x0000_s1026" style="position:absolute;margin-left:50.4pt;margin-top:9.35pt;width:492.85pt;height:1.6pt;z-index:-15728128;mso-wrap-distance-left:0;mso-wrap-distance-right:0;mso-position-horizontal-relative:page" coordsize="62591,203" o:gfxdata="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">
                 <v:shape id="Graphic 9" o:spid="_x0000_s1027" style="position:absolute;width:62572;height:196;visibility:visible;mso-wrap-style:square;v-text-anchor:top" coordsize="6257290,19685" o:gfxdata="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" path="m6257290,l,,,254,,3302,,19685r6257290,l6257290,xe" fillcolor="#9f9f9f" stroked="f">
                   <v:path arrowok="t"/>
                 </v:shape>
@@ -1743,7 +1737,7 @@
           </mc:Choice>
           <mc:Fallback>
             <w:pict>
-              <v:group w14:anchorId="0D19F991" id="Group 1108650310" o:spid="_x0000_s1026" style="position:absolute;margin-left:49.6pt;margin-top:17.85pt;width:492.85pt;height:1.65pt;z-index:-251653632;mso-wrap-distance-left:0;mso-wrap-distance-right:0;mso-position-horizontal-relative:page" coordsize="62591,209" o:gfxdata="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">
+              <v:group w14:anchorId="0B543FE7" id="Group 1108650310" o:spid="_x0000_s1026" style="position:absolute;margin-left:49.6pt;margin-top:17.85pt;width:492.85pt;height:1.65pt;z-index:-251653632;mso-wrap-distance-left:0;mso-wrap-distance-right:0;mso-position-horizontal-relative:page" coordsize="62591,209" o:gfxdata="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">
                 <v:shape id="Graphic 16" o:spid="_x0000_s1027" style="position:absolute;width:62572;height:196;visibility:visible;mso-wrap-style:square;v-text-anchor:top" coordsize="6257290,19685" o:gfxdata="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" path="m6257290,l,,,647,,3683,,19685r6257290,l6257290,xe" fillcolor="#9f9f9f" stroked="f">
                   <v:path arrowok="t"/>
                 </v:shape>
@@ -1982,7 +1976,6 @@
         </w:rPr>
         <w:t xml:space="preserve"> using </w:t>
       </w:r>
-      <w:proofErr w:type="spellStart"/>
       <w:r>
         <w:rPr>
           <w:b/>
@@ -1991,7 +1984,6 @@
         </w:rPr>
         <w:t>FastAPI</w:t>
       </w:r>
-      <w:proofErr w:type="spellEnd"/>
       <w:r>
         <w:rPr>
           <w:sz w:val="23"/>
@@ -2012,7 +2004,6 @@
         </w:rPr>
         <w:t xml:space="preserve">, implementing </w:t>
       </w:r>
-      <w:proofErr w:type="spellStart"/>
       <w:r>
         <w:rPr>
           <w:b/>
@@ -2021,7 +2012,6 @@
         </w:rPr>
         <w:t>Langsmith</w:t>
       </w:r>
-      <w:proofErr w:type="spellEnd"/>
       <w:r>
         <w:rPr>
           <w:sz w:val="23"/>
@@ -2048,23 +2038,13 @@
         </w:rPr>
         <w:t xml:space="preserve">, while using </w:t>
       </w:r>
-      <w:proofErr w:type="spellStart"/>
       <w:r>
         <w:rPr>
           <w:b/>
           <w:bCs/>
           <w:sz w:val="23"/>
         </w:rPr>
-        <w:t>Langcache</w:t>
-      </w:r>
-      <w:proofErr w:type="spellEnd"/>
-      <w:r>
-        <w:rPr>
-          <w:b/>
-          <w:bCs/>
-          <w:sz w:val="23"/>
-        </w:rPr>
-        <w:t xml:space="preserve"> </w:t>
+        <w:t xml:space="preserve">Langcache </w:t>
       </w:r>
       <w:r>
         <w:rPr>
@@ -2499,7 +2479,7 @@
           </mc:Choice>
           <mc:Fallback>
             <w:pict>
-              <v:group w14:anchorId="4E153CF0" id="Group 818580199" o:spid="_x0000_s1026" style="position:absolute;margin-left:49.6pt;margin-top:17.85pt;width:492.85pt;height:1.65pt;z-index:-15723008;mso-wrap-distance-left:0;mso-wrap-distance-right:0;mso-position-horizontal-relative:page" coordsize="62591,209" o:gfxdata="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">
+              <v:group w14:anchorId="7674BF18" id="Group 818580199" o:spid="_x0000_s1026" style="position:absolute;margin-left:49.6pt;margin-top:17.85pt;width:492.85pt;height:1.65pt;z-index:-15723008;mso-wrap-distance-left:0;mso-wrap-distance-right:0;mso-position-horizontal-relative:page" coordsize="62591,209" o:gfxdata="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">
                 <v:shape id="Graphic 16" o:spid="_x0000_s1027" style="position:absolute;width:62572;height:196;visibility:visible;mso-wrap-style:square;v-text-anchor:top" coordsize="6257290,19685" o:gfxdata="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" path="m6257290,l,,,647,,3683,,19685r6257290,l6257290,xe" fillcolor="#9f9f9f" stroked="f">
                   <v:path arrowok="t"/>
                 </v:shape>
@@ -2687,7 +2667,6 @@
           <w:sz w:val="23"/>
         </w:rPr>
       </w:pPr>
-      <w:proofErr w:type="spellStart"/>
       <w:r>
         <w:rPr>
           <w:i/>
@@ -2695,7 +2674,6 @@
         </w:rPr>
         <w:t>Tahaluf</w:t>
       </w:r>
-      <w:proofErr w:type="spellEnd"/>
       <w:r>
         <w:rPr>
           <w:i/>
@@ -3592,7 +3570,7 @@
           </mc:Choice>
           <mc:Fallback>
             <w:pict>
-              <v:group w14:anchorId="759A547F" id="Group 819815278" o:spid="_x0000_s1026" style="position:absolute;margin-left:50.4pt;margin-top:9.4pt;width:492.85pt;height:1.65pt;z-index:-251658240;mso-wrap-distance-left:0;mso-wrap-distance-right:0;mso-position-horizontal-relative:page" coordsize="62591,209" o:gfxdata="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">
+              <v:group w14:anchorId="22C7376E" id="Group 819815278" o:spid="_x0000_s1026" style="position:absolute;margin-left:50.4pt;margin-top:9.4pt;width:492.85pt;height:1.65pt;z-index:-251658240;mso-wrap-distance-left:0;mso-wrap-distance-right:0;mso-position-horizontal-relative:page" coordsize="62591,209" o:gfxdata="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">
                 <v:shape id="Graphic 16" o:spid="_x0000_s1027" style="position:absolute;width:62572;height:196;visibility:visible;mso-wrap-style:square;v-text-anchor:top" coordsize="6257290,19685" o:gfxdata="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" path="m6257290,l,,,647,,3683,,19685r6257290,l6257290,xe" fillcolor="#9f9f9f" stroked="f">
                   <v:path arrowok="t"/>
                 </v:shape>
@@ -3652,7 +3630,6 @@
           <w:sz w:val="23"/>
         </w:rPr>
       </w:pPr>
-      <w:proofErr w:type="spellStart"/>
       <w:r>
         <w:rPr>
           <w:b/>
@@ -3660,7 +3637,6 @@
         </w:rPr>
         <w:t>Attendify</w:t>
       </w:r>
-      <w:proofErr w:type="spellEnd"/>
       <w:r>
         <w:rPr>
           <w:b/>
@@ -3860,23 +3836,13 @@
           <w:sz w:val="23"/>
         </w:rPr>
       </w:pPr>
-      <w:proofErr w:type="spellStart"/>
       <w:r>
         <w:rPr>
           <w:b/>
           <w:bCs/>
           <w:sz w:val="23"/>
         </w:rPr>
-        <w:t>CoreReports</w:t>
-      </w:r>
-      <w:proofErr w:type="spellEnd"/>
-      <w:r>
-        <w:rPr>
-          <w:b/>
-          <w:bCs/>
-          <w:sz w:val="23"/>
-        </w:rPr>
-        <w:t xml:space="preserve"> – AI Agents &amp; Analytics | Automated Dynamic Reporting System</w:t>
+        <w:t>CoreReports – AI Agents &amp; Analytics | Automated Dynamic Reporting System</w:t>
       </w:r>
     </w:p>
     <w:p>
@@ -3910,7 +3876,6 @@
       <w:r>
         <w:t xml:space="preserve">using </w:t>
       </w:r>
-      <w:proofErr w:type="spellStart"/>
       <w:r>
         <w:rPr>
           <w:b/>
@@ -3918,7 +3883,6 @@
         </w:rPr>
         <w:t>CrewAI</w:t>
       </w:r>
-      <w:proofErr w:type="spellEnd"/>
       <w:r>
         <w:t xml:space="preserve"> and </w:t>
       </w:r>
@@ -3932,7 +3896,6 @@
       <w:r>
         <w:t xml:space="preserve"> to replace manual Tableau workflows, optimizing performance with </w:t>
       </w:r>
-      <w:proofErr w:type="spellStart"/>
       <w:r>
         <w:rPr>
           <w:b/>
@@ -3940,7 +3903,6 @@
         </w:rPr>
         <w:t>LangCache</w:t>
       </w:r>
-      <w:proofErr w:type="spellEnd"/>
       <w:r>
         <w:t xml:space="preserve"> and </w:t>
       </w:r>
@@ -3978,7 +3940,6 @@
           <w:sz w:val="23"/>
         </w:rPr>
       </w:pPr>
-      <w:proofErr w:type="spellStart"/>
       <w:r>
         <w:rPr>
           <w:b/>
@@ -3986,7 +3947,6 @@
         </w:rPr>
         <w:t>SilentVoice</w:t>
       </w:r>
-      <w:proofErr w:type="spellEnd"/>
       <w:r>
         <w:rPr>
           <w:b/>
@@ -4176,7 +4136,6 @@
         </w:rPr>
         <w:t xml:space="preserve"> architectures, deployed via </w:t>
       </w:r>
-      <w:proofErr w:type="spellStart"/>
       <w:r>
         <w:rPr>
           <w:b/>
@@ -4185,7 +4144,6 @@
         </w:rPr>
         <w:t>Gradio</w:t>
       </w:r>
-      <w:proofErr w:type="spellEnd"/>
       <w:r>
         <w:rPr>
           <w:sz w:val="23"/>
@@ -4311,7 +4269,6 @@
         </w:rPr>
         <w:t xml:space="preserve"> using </w:t>
       </w:r>
-      <w:proofErr w:type="spellStart"/>
       <w:r>
         <w:rPr>
           <w:b/>
@@ -4320,7 +4277,6 @@
         </w:rPr>
         <w:t>Qdrant</w:t>
       </w:r>
-      <w:proofErr w:type="spellEnd"/>
       <w:r>
         <w:rPr>
           <w:sz w:val="23"/>
@@ -4341,7 +4297,6 @@
         </w:rPr>
         <w:t xml:space="preserve">, built with </w:t>
       </w:r>
-      <w:proofErr w:type="spellStart"/>
       <w:r>
         <w:rPr>
           <w:b/>
@@ -4350,7 +4305,6 @@
         </w:rPr>
         <w:t>FastAPI</w:t>
       </w:r>
-      <w:proofErr w:type="spellEnd"/>
       <w:r>
         <w:rPr>
           <w:sz w:val="23"/>
@@ -4989,7 +4943,7 @@
           </mc:Choice>
           <mc:Fallback>
             <w:pict>
-              <v:group w14:anchorId="428CBD0B" id="Group 191284223" o:spid="_x0000_s1026" style="position:absolute;margin-left:49.6pt;margin-top:14.2pt;width:492.85pt;height:1.65pt;z-index:-251657216;mso-wrap-distance-left:0;mso-wrap-distance-right:0;mso-position-horizontal-relative:page" coordsize="62591,209" o:gfxdata="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">
+              <v:group w14:anchorId="14283D47" id="Group 191284223" o:spid="_x0000_s1026" style="position:absolute;margin-left:49.6pt;margin-top:14.2pt;width:492.85pt;height:1.65pt;z-index:-251657216;mso-wrap-distance-left:0;mso-wrap-distance-right:0;mso-position-horizontal-relative:page" coordsize="62591,209" o:gfxdata="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">
                 <v:shape id="Graphic 37" o:spid="_x0000_s1027" style="position:absolute;width:62572;height:203;visibility:visible;mso-wrap-style:square;v-text-anchor:top" coordsize="6257290,20320" o:gfxdata="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" path="m6257290,l,,,901,,3937,,20320r6257290,l6257290,xe" fillcolor="#9f9f9f" stroked="f">
                   <v:path arrowok="t"/>
                 </v:shape>
@@ -5605,7 +5559,7 @@
           </mc:Choice>
           <mc:Fallback>
             <w:pict>
-              <v:group w14:anchorId="4D0D7F6F" id="Group 36" o:spid="_x0000_s1026" style="position:absolute;margin-left:50.4pt;margin-top:11.5pt;width:492.85pt;height:1.65pt;z-index:-15726080;mso-wrap-distance-left:0;mso-wrap-distance-right:0;mso-position-horizontal-relative:page" coordsize="62591,209" o:gfxdata="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">
+              <v:group w14:anchorId="4224E79A" id="Group 36" o:spid="_x0000_s1026" style="position:absolute;margin-left:50.4pt;margin-top:11.5pt;width:492.85pt;height:1.65pt;z-index:-15726080;mso-wrap-distance-left:0;mso-wrap-distance-right:0;mso-position-horizontal-relative:page" coordsize="62591,209" o:gfxdata="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">
                 <v:shape id="Graphic 37" o:spid="_x0000_s1027" style="position:absolute;width:62572;height:203;visibility:visible;mso-wrap-style:square;v-text-anchor:top" coordsize="6257290,20320" o:gfxdata="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" path="m6257290,l,,,901,,3937,,20320r6257290,l6257290,xe" fillcolor="#9f9f9f" stroked="f">
                   <v:path arrowok="t"/>
                 </v:shape>
@@ -6301,7 +6255,7 @@
           </mc:Choice>
           <mc:Fallback>
             <w:pict>
-              <v:group w14:anchorId="427AE626" id="Group 43" o:spid="_x0000_s1026" style="position:absolute;margin-left:50.4pt;margin-top:9.35pt;width:492.85pt;height:1.65pt;z-index:-15725568;mso-wrap-distance-left:0;mso-wrap-distance-right:0;mso-position-horizontal-relative:page" coordsize="62591,209" o:gfxdata="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">
+              <v:group w14:anchorId="4BF621AF" id="Group 43" o:spid="_x0000_s1026" style="position:absolute;margin-left:50.4pt;margin-top:9.35pt;width:492.85pt;height:1.65pt;z-index:-15725568;mso-wrap-distance-left:0;mso-wrap-distance-right:0;mso-position-horizontal-relative:page" coordsize="62591,209" o:gfxdata="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">
                 <v:shape id="Graphic 44" o:spid="_x0000_s1027" style="position:absolute;width:62572;height:196;visibility:visible;mso-wrap-style:square;v-text-anchor:top" coordsize="6257290,19685" o:gfxdata="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" path="m6257290,l,,,901,,3937,,19685r6257290,l6257290,xe" fillcolor="#9f9f9f" stroked="f">
                   <v:path arrowok="t"/>
                 </v:shape>
@@ -6368,49 +6322,7 @@
         <w:rPr>
           <w:sz w:val="23"/>
         </w:rPr>
-        <w:t xml:space="preserve">AI Agents, RAG, Fine-Tuning, VLMs, </w:t>
-      </w:r>
-      <w:proofErr w:type="spellStart"/>
-      <w:r>
-        <w:rPr>
-          <w:sz w:val="23"/>
-        </w:rPr>
-        <w:t>LangChain</w:t>
-      </w:r>
-      <w:proofErr w:type="spellEnd"/>
-      <w:r>
-        <w:rPr>
-          <w:sz w:val="23"/>
-        </w:rPr>
-        <w:t xml:space="preserve">, </w:t>
-      </w:r>
-      <w:proofErr w:type="spellStart"/>
-      <w:r>
-        <w:rPr>
-          <w:sz w:val="23"/>
-        </w:rPr>
-        <w:t>CrewAI</w:t>
-      </w:r>
-      <w:proofErr w:type="spellEnd"/>
-      <w:r>
-        <w:rPr>
-          <w:sz w:val="23"/>
-        </w:rPr>
-        <w:t xml:space="preserve">, </w:t>
-      </w:r>
-      <w:proofErr w:type="spellStart"/>
-      <w:r>
-        <w:rPr>
-          <w:sz w:val="23"/>
-        </w:rPr>
-        <w:t>LangSmith</w:t>
-      </w:r>
-      <w:proofErr w:type="spellEnd"/>
-      <w:r>
-        <w:rPr>
-          <w:sz w:val="23"/>
-        </w:rPr>
-        <w:t>, Guardrails, Prompt Engineering.</w:t>
+        <w:t>AI Agents, RAG, Fine-Tuning, VLMs, LangChain, CrewAI, LangSmith, Guardrails, Prompt Engineering.</w:t>
       </w:r>
     </w:p>
     <w:p>
@@ -6448,21 +6360,7 @@
         <w:rPr>
           <w:sz w:val="23"/>
         </w:rPr>
-        <w:t xml:space="preserve"> TensorFlow, Predictive Modeling, OCR, </w:t>
-      </w:r>
-      <w:proofErr w:type="spellStart"/>
-      <w:r>
-        <w:rPr>
-          <w:sz w:val="23"/>
-        </w:rPr>
-        <w:t>MLFlow</w:t>
-      </w:r>
-      <w:proofErr w:type="spellEnd"/>
-      <w:r>
-        <w:rPr>
-          <w:sz w:val="23"/>
-        </w:rPr>
-        <w:t>, Data Preprocessing, Quarto, Tableau.</w:t>
+        <w:t xml:space="preserve"> TensorFlow, Predictive Modeling, OCR, MLFlow, Data Preprocessing, Quarto, Tableau.</w:t>
       </w:r>
     </w:p>
     <w:p>
@@ -6500,63 +6398,7 @@
         <w:rPr>
           <w:sz w:val="23"/>
         </w:rPr>
-        <w:t xml:space="preserve"> </w:t>
-      </w:r>
-      <w:proofErr w:type="spellStart"/>
-      <w:r>
-        <w:rPr>
-          <w:sz w:val="23"/>
-        </w:rPr>
-        <w:t>FastAPI</w:t>
-      </w:r>
-      <w:proofErr w:type="spellEnd"/>
-      <w:r>
-        <w:rPr>
-          <w:sz w:val="23"/>
-        </w:rPr>
-        <w:t xml:space="preserve">, </w:t>
-      </w:r>
-      <w:proofErr w:type="spellStart"/>
-      <w:r>
-        <w:rPr>
-          <w:sz w:val="23"/>
-        </w:rPr>
-        <w:t>Asyncio</w:t>
-      </w:r>
-      <w:proofErr w:type="spellEnd"/>
-      <w:r>
-        <w:rPr>
-          <w:sz w:val="23"/>
-        </w:rPr>
-        <w:t xml:space="preserve">, </w:t>
-      </w:r>
-      <w:proofErr w:type="spellStart"/>
-      <w:r>
-        <w:rPr>
-          <w:sz w:val="23"/>
-        </w:rPr>
-        <w:t>Pydantic</w:t>
-      </w:r>
-      <w:proofErr w:type="spellEnd"/>
-      <w:r>
-        <w:rPr>
-          <w:sz w:val="23"/>
-        </w:rPr>
-        <w:t xml:space="preserve">, Selenium, BeautifulSoup4, </w:t>
-      </w:r>
-      <w:proofErr w:type="spellStart"/>
-      <w:r>
-        <w:rPr>
-          <w:sz w:val="23"/>
-        </w:rPr>
-        <w:t>SerpAPI</w:t>
-      </w:r>
-      <w:proofErr w:type="spellEnd"/>
-      <w:r>
-        <w:rPr>
-          <w:sz w:val="23"/>
-        </w:rPr>
-        <w:t>.</w:t>
+        <w:t xml:space="preserve"> FastAPI, Asyncio, Pydantic, Selenium, BeautifulSoup4, SerpAPI.</w:t>
       </w:r>
     </w:p>
     <w:p>
@@ -6595,39 +6437,17 @@
         </w:rPr>
         <w:t xml:space="preserve"> </w:t>
       </w:r>
-      <w:proofErr w:type="spellStart"/>
-      <w:r>
-        <w:rPr>
-          <w:sz w:val="23"/>
-        </w:rPr>
-        <w:t>Qdrant</w:t>
-      </w:r>
-      <w:proofErr w:type="spellEnd"/>
-      <w:r>
-        <w:rPr>
-          <w:sz w:val="23"/>
-        </w:rPr>
-        <w:t xml:space="preserve"> (Vector DB), MongoDB, Redis</w:t>
-      </w:r>
-      <w:r>
-        <w:rPr>
-          <w:sz w:val="23"/>
-        </w:rPr>
-        <w:t xml:space="preserve"> (</w:t>
-      </w:r>
-      <w:proofErr w:type="spellStart"/>
-      <w:r>
-        <w:rPr>
-          <w:sz w:val="23"/>
-        </w:rPr>
-        <w:t>Langcache</w:t>
-      </w:r>
-      <w:proofErr w:type="spellEnd"/>
-      <w:r>
-        <w:rPr>
-          <w:sz w:val="23"/>
-        </w:rPr>
-        <w:t>)</w:t>
+      <w:r>
+        <w:rPr>
+          <w:sz w:val="23"/>
+        </w:rPr>
+        <w:t>Qdrant (Vector DB), MongoDB, Redis</w:t>
+      </w:r>
+      <w:r>
+        <w:rPr>
+          <w:sz w:val="23"/>
+        </w:rPr>
+        <w:t xml:space="preserve"> (Langcache)</w:t>
       </w:r>
       <w:r>
         <w:rPr>
@@ -6733,23 +6553,7 @@
           <w:spacing w:val="-5"/>
           <w:sz w:val="23"/>
         </w:rPr>
-        <w:t xml:space="preserve">), (HTML, CSS, </w:t>
-      </w:r>
-      <w:proofErr w:type="spellStart"/>
-      <w:r>
-        <w:rPr>
-          <w:spacing w:val="-5"/>
-          <w:sz w:val="23"/>
-        </w:rPr>
-        <w:t>Javascript</w:t>
-      </w:r>
-      <w:proofErr w:type="spellEnd"/>
-      <w:r>
-        <w:rPr>
-          <w:spacing w:val="-5"/>
-          <w:sz w:val="23"/>
-        </w:rPr>
-        <w:t>)</w:t>
+        <w:t>), (HTML, CSS, Javascript)</w:t>
       </w:r>
       <w:r>
         <w:rPr>
@@ -6779,18 +6583,8 @@
           <w:bCs/>
           <w:sz w:val="23"/>
         </w:rPr>
-        <w:t xml:space="preserve">DevOps &amp; </w:t>
-      </w:r>
-      <w:proofErr w:type="spellStart"/>
-      <w:r>
-        <w:rPr>
-          <w:b/>
-          <w:bCs/>
-          <w:sz w:val="23"/>
-        </w:rPr>
-        <w:t>MLOps</w:t>
-      </w:r>
-      <w:proofErr w:type="spellEnd"/>
+        <w:t>DevOps &amp; MLOps</w:t>
+      </w:r>
       <w:r>
         <w:rPr>
           <w:b/>
@@ -7208,7 +7002,7 @@
           </mc:Choice>
           <mc:Fallback>
             <w:pict>
-              <v:group w14:anchorId="7F7D49B8" id="Group 50" o:spid="_x0000_s1026" style="position:absolute;margin-left:50.4pt;margin-top:9.3pt;width:492.85pt;height:1.7pt;z-index:-15725056;mso-wrap-distance-left:0;mso-wrap-distance-right:0;mso-position-horizontal-relative:page" coordsize="62591,215" o:gfxdata="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">
+              <v:group w14:anchorId="61F928BD" id="Group 50" o:spid="_x0000_s1026" style="position:absolute;margin-left:50.4pt;margin-top:9.3pt;width:492.85pt;height:1.7pt;z-index:-15725056;mso-wrap-distance-left:0;mso-wrap-distance-right:0;mso-position-horizontal-relative:page" coordsize="62591,215" o:gfxdata="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">
                 <v:shape id="Graphic 51" o:spid="_x0000_s1027" style="position:absolute;width:62572;height:203;visibility:visible;mso-wrap-style:square;v-text-anchor:top" coordsize="6257290,20320" o:gfxdata="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" path="m6257290,l,,,1536,,4572,,20320r6257290,l6257290,xe" fillcolor="#9f9f9f" stroked="f">
                   <v:path arrowok="t"/>
                 </v:shape>

--- a/Yazeed_Mshayekh_CV.docx
+++ b/Yazeed_Mshayekh_CV.docx
@@ -146,6 +146,7 @@
         <w:t xml:space="preserve"> </w:t>
       </w:r>
       <w:hyperlink r:id="rId6">
+        <w:proofErr w:type="spellStart"/>
         <w:r>
           <w:rPr>
             <w:color w:val="0000FF"/>
@@ -153,6 +154,7 @@
           </w:rPr>
           <w:t>Linkedin</w:t>
         </w:r>
+        <w:proofErr w:type="spellEnd"/>
       </w:hyperlink>
       <w:r>
         <w:rPr>
@@ -176,6 +178,7 @@
         <w:ind w:left="15"/>
       </w:pPr>
       <w:hyperlink r:id="rId7">
+        <w:proofErr w:type="spellStart"/>
         <w:r>
           <w:rPr>
             <w:color w:val="0000FF"/>
@@ -183,6 +186,7 @@
           </w:rPr>
           <w:t>Github</w:t>
         </w:r>
+        <w:proofErr w:type="spellEnd"/>
       </w:hyperlink>
       <w:r>
         <w:rPr>
@@ -207,6 +211,7 @@
         <w:t xml:space="preserve"> </w:t>
       </w:r>
       <w:hyperlink r:id="rId8">
+        <w:proofErr w:type="spellStart"/>
         <w:r>
           <w:rPr>
             <w:color w:val="0000FF"/>
@@ -215,6 +220,7 @@
           </w:rPr>
           <w:t>Yazeed_Mshaykeh</w:t>
         </w:r>
+        <w:proofErr w:type="spellEnd"/>
       </w:hyperlink>
     </w:p>
     <w:p>
@@ -583,7 +589,7 @@
           </mc:Choice>
           <mc:Fallback>
             <w:pict>
-              <v:group w14:anchorId="1F87A892" id="Group 1" o:spid="_x0000_s1026" style="position:absolute;margin-left:50.4pt;margin-top:9.4pt;width:492.85pt;height:1.6pt;z-index:-15728640;mso-wrap-distance-left:0;mso-wrap-distance-right:0;mso-position-horizontal-relative:page" coordsize="62591,203" o:gfxdata="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">
+              <v:group w14:anchorId="5E81DB7D" id="Group 1" o:spid="_x0000_s1026" style="position:absolute;margin-left:50.4pt;margin-top:9.4pt;width:492.85pt;height:1.6pt;z-index:-15728640;mso-wrap-distance-left:0;mso-wrap-distance-right:0;mso-position-horizontal-relative:page" coordsize="62591,203" o:gfxdata="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">
                 <v:shape id="Graphic 2" o:spid="_x0000_s1027" style="position:absolute;width:62572;height:196;visibility:visible;mso-wrap-style:square;v-text-anchor:top" coordsize="6257290,19685" o:gfxdata="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" path="m6257290,l,,,381,,3429,,19685r6257290,l6257290,xe" fillcolor="#9f9f9f" stroked="f">
                   <v:path arrowok="t"/>
                 </v:shape>
@@ -1100,7 +1106,7 @@
           </mc:Choice>
           <mc:Fallback>
             <w:pict>
-              <v:group w14:anchorId="5CEACDEF" id="Group 8" o:spid="_x0000_s1026" style="position:absolute;margin-left:50.4pt;margin-top:9.35pt;width:492.85pt;height:1.6pt;z-index:-15728128;mso-wrap-distance-left:0;mso-wrap-distance-right:0;mso-position-horizontal-relative:page" coordsize="62591,203" o:gfxdata="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">
+              <v:group w14:anchorId="31593DB1" id="Group 8" o:spid="_x0000_s1026" style="position:absolute;margin-left:50.4pt;margin-top:9.35pt;width:492.85pt;height:1.6pt;z-index:-15728128;mso-wrap-distance-left:0;mso-wrap-distance-right:0;mso-position-horizontal-relative:page" coordsize="62591,203" o:gfxdata="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">
                 <v:shape id="Graphic 9" o:spid="_x0000_s1027" style="position:absolute;width:62572;height:196;visibility:visible;mso-wrap-style:square;v-text-anchor:top" coordsize="6257290,19685" o:gfxdata="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" path="m6257290,l,,,254,,3302,,19685r6257290,l6257290,xe" fillcolor="#9f9f9f" stroked="f">
                   <v:path arrowok="t"/>
                 </v:shape>
@@ -1737,7 +1743,7 @@
           </mc:Choice>
           <mc:Fallback>
             <w:pict>
-              <v:group w14:anchorId="0B543FE7" id="Group 1108650310" o:spid="_x0000_s1026" style="position:absolute;margin-left:49.6pt;margin-top:17.85pt;width:492.85pt;height:1.65pt;z-index:-251653632;mso-wrap-distance-left:0;mso-wrap-distance-right:0;mso-position-horizontal-relative:page" coordsize="62591,209" o:gfxdata="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">
+              <v:group w14:anchorId="0D19F991" id="Group 1108650310" o:spid="_x0000_s1026" style="position:absolute;margin-left:49.6pt;margin-top:17.85pt;width:492.85pt;height:1.65pt;z-index:-251653632;mso-wrap-distance-left:0;mso-wrap-distance-right:0;mso-position-horizontal-relative:page" coordsize="62591,209" o:gfxdata="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">
                 <v:shape id="Graphic 16" o:spid="_x0000_s1027" style="position:absolute;width:62572;height:196;visibility:visible;mso-wrap-style:square;v-text-anchor:top" coordsize="6257290,19685" o:gfxdata="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" path="m6257290,l,,,647,,3683,,19685r6257290,l6257290,xe" fillcolor="#9f9f9f" stroked="f">
                   <v:path arrowok="t"/>
                 </v:shape>
@@ -1976,6 +1982,7 @@
         </w:rPr>
         <w:t xml:space="preserve"> using </w:t>
       </w:r>
+      <w:proofErr w:type="spellStart"/>
       <w:r>
         <w:rPr>
           <w:b/>
@@ -1984,6 +1991,7 @@
         </w:rPr>
         <w:t>FastAPI</w:t>
       </w:r>
+      <w:proofErr w:type="spellEnd"/>
       <w:r>
         <w:rPr>
           <w:sz w:val="23"/>
@@ -2004,6 +2012,7 @@
         </w:rPr>
         <w:t xml:space="preserve">, implementing </w:t>
       </w:r>
+      <w:proofErr w:type="spellStart"/>
       <w:r>
         <w:rPr>
           <w:b/>
@@ -2012,6 +2021,7 @@
         </w:rPr>
         <w:t>Langsmith</w:t>
       </w:r>
+      <w:proofErr w:type="spellEnd"/>
       <w:r>
         <w:rPr>
           <w:sz w:val="23"/>
@@ -2038,13 +2048,23 @@
         </w:rPr>
         <w:t xml:space="preserve">, while using </w:t>
       </w:r>
+      <w:proofErr w:type="spellStart"/>
       <w:r>
         <w:rPr>
           <w:b/>
           <w:bCs/>
           <w:sz w:val="23"/>
         </w:rPr>
-        <w:t xml:space="preserve">Langcache </w:t>
+        <w:t>Langcache</w:t>
+      </w:r>
+      <w:proofErr w:type="spellEnd"/>
+      <w:r>
+        <w:rPr>
+          <w:b/>
+          <w:bCs/>
+          <w:sz w:val="23"/>
+        </w:rPr>
+        <w:t xml:space="preserve"> </w:t>
       </w:r>
       <w:r>
         <w:rPr>
@@ -2479,7 +2499,7 @@
           </mc:Choice>
           <mc:Fallback>
             <w:pict>
-              <v:group w14:anchorId="7674BF18" id="Group 818580199" o:spid="_x0000_s1026" style="position:absolute;margin-left:49.6pt;margin-top:17.85pt;width:492.85pt;height:1.65pt;z-index:-15723008;mso-wrap-distance-left:0;mso-wrap-distance-right:0;mso-position-horizontal-relative:page" coordsize="62591,209" o:gfxdata="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">
+              <v:group w14:anchorId="4E153CF0" id="Group 818580199" o:spid="_x0000_s1026" style="position:absolute;margin-left:49.6pt;margin-top:17.85pt;width:492.85pt;height:1.65pt;z-index:-15723008;mso-wrap-distance-left:0;mso-wrap-distance-right:0;mso-position-horizontal-relative:page" coordsize="62591,209" o:gfxdata="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">
                 <v:shape id="Graphic 16" o:spid="_x0000_s1027" style="position:absolute;width:62572;height:196;visibility:visible;mso-wrap-style:square;v-text-anchor:top" coordsize="6257290,19685" o:gfxdata="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" path="m6257290,l,,,647,,3683,,19685r6257290,l6257290,xe" fillcolor="#9f9f9f" stroked="f">
                   <v:path arrowok="t"/>
                 </v:shape>
@@ -2667,6 +2687,7 @@
           <w:sz w:val="23"/>
         </w:rPr>
       </w:pPr>
+      <w:proofErr w:type="spellStart"/>
       <w:r>
         <w:rPr>
           <w:i/>
@@ -2674,6 +2695,7 @@
         </w:rPr>
         <w:t>Tahaluf</w:t>
       </w:r>
+      <w:proofErr w:type="spellEnd"/>
       <w:r>
         <w:rPr>
           <w:i/>
@@ -3570,7 +3592,7 @@
           </mc:Choice>
           <mc:Fallback>
             <w:pict>
-              <v:group w14:anchorId="22C7376E" id="Group 819815278" o:spid="_x0000_s1026" style="position:absolute;margin-left:50.4pt;margin-top:9.4pt;width:492.85pt;height:1.65pt;z-index:-251658240;mso-wrap-distance-left:0;mso-wrap-distance-right:0;mso-position-horizontal-relative:page" coordsize="62591,209" o:gfxdata="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">
+              <v:group w14:anchorId="759A547F" id="Group 819815278" o:spid="_x0000_s1026" style="position:absolute;margin-left:50.4pt;margin-top:9.4pt;width:492.85pt;height:1.65pt;z-index:-251658240;mso-wrap-distance-left:0;mso-wrap-distance-right:0;mso-position-horizontal-relative:page" coordsize="62591,209" o:gfxdata="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">
                 <v:shape id="Graphic 16" o:spid="_x0000_s1027" style="position:absolute;width:62572;height:196;visibility:visible;mso-wrap-style:square;v-text-anchor:top" coordsize="6257290,19685" o:gfxdata="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" path="m6257290,l,,,647,,3683,,19685r6257290,l6257290,xe" fillcolor="#9f9f9f" stroked="f">
                   <v:path arrowok="t"/>
                 </v:shape>
@@ -3630,6 +3652,7 @@
           <w:sz w:val="23"/>
         </w:rPr>
       </w:pPr>
+      <w:proofErr w:type="spellStart"/>
       <w:r>
         <w:rPr>
           <w:b/>
@@ -3637,6 +3660,7 @@
         </w:rPr>
         <w:t>Attendify</w:t>
       </w:r>
+      <w:proofErr w:type="spellEnd"/>
       <w:r>
         <w:rPr>
           <w:b/>
@@ -3836,13 +3860,23 @@
           <w:sz w:val="23"/>
         </w:rPr>
       </w:pPr>
+      <w:proofErr w:type="spellStart"/>
       <w:r>
         <w:rPr>
           <w:b/>
           <w:bCs/>
           <w:sz w:val="23"/>
         </w:rPr>
-        <w:t>CoreReports – AI Agents &amp; Analytics | Automated Dynamic Reporting System</w:t>
+        <w:t>CoreReports</w:t>
+      </w:r>
+      <w:proofErr w:type="spellEnd"/>
+      <w:r>
+        <w:rPr>
+          <w:b/>
+          <w:bCs/>
+          <w:sz w:val="23"/>
+        </w:rPr>
+        <w:t xml:space="preserve"> – AI Agents &amp; Analytics | Automated Dynamic Reporting System</w:t>
       </w:r>
     </w:p>
     <w:p>
@@ -3876,6 +3910,7 @@
       <w:r>
         <w:t xml:space="preserve">using </w:t>
       </w:r>
+      <w:proofErr w:type="spellStart"/>
       <w:r>
         <w:rPr>
           <w:b/>
@@ -3883,6 +3918,7 @@
         </w:rPr>
         <w:t>CrewAI</w:t>
       </w:r>
+      <w:proofErr w:type="spellEnd"/>
       <w:r>
         <w:t xml:space="preserve"> and </w:t>
       </w:r>
@@ -3896,6 +3932,7 @@
       <w:r>
         <w:t xml:space="preserve"> to replace manual Tableau workflows, optimizing performance with </w:t>
       </w:r>
+      <w:proofErr w:type="spellStart"/>
       <w:r>
         <w:rPr>
           <w:b/>
@@ -3903,6 +3940,7 @@
         </w:rPr>
         <w:t>LangCache</w:t>
       </w:r>
+      <w:proofErr w:type="spellEnd"/>
       <w:r>
         <w:t xml:space="preserve"> and </w:t>
       </w:r>
@@ -3940,6 +3978,7 @@
           <w:sz w:val="23"/>
         </w:rPr>
       </w:pPr>
+      <w:proofErr w:type="spellStart"/>
       <w:r>
         <w:rPr>
           <w:b/>
@@ -3947,6 +3986,7 @@
         </w:rPr>
         <w:t>SilentVoice</w:t>
       </w:r>
+      <w:proofErr w:type="spellEnd"/>
       <w:r>
         <w:rPr>
           <w:b/>
@@ -4136,6 +4176,7 @@
         </w:rPr>
         <w:t xml:space="preserve"> architectures, deployed via </w:t>
       </w:r>
+      <w:proofErr w:type="spellStart"/>
       <w:r>
         <w:rPr>
           <w:b/>
@@ -4144,6 +4185,7 @@
         </w:rPr>
         <w:t>Gradio</w:t>
       </w:r>
+      <w:proofErr w:type="spellEnd"/>
       <w:r>
         <w:rPr>
           <w:sz w:val="23"/>
@@ -4269,6 +4311,7 @@
         </w:rPr>
         <w:t xml:space="preserve"> using </w:t>
       </w:r>
+      <w:proofErr w:type="spellStart"/>
       <w:r>
         <w:rPr>
           <w:b/>
@@ -4277,6 +4320,7 @@
         </w:rPr>
         <w:t>Qdrant</w:t>
       </w:r>
+      <w:proofErr w:type="spellEnd"/>
       <w:r>
         <w:rPr>
           <w:sz w:val="23"/>
@@ -4297,6 +4341,7 @@
         </w:rPr>
         <w:t xml:space="preserve">, built with </w:t>
       </w:r>
+      <w:proofErr w:type="spellStart"/>
       <w:r>
         <w:rPr>
           <w:b/>
@@ -4305,6 +4350,7 @@
         </w:rPr>
         <w:t>FastAPI</w:t>
       </w:r>
+      <w:proofErr w:type="spellEnd"/>
       <w:r>
         <w:rPr>
           <w:sz w:val="23"/>
@@ -4943,7 +4989,7 @@
           </mc:Choice>
           <mc:Fallback>
             <w:pict>
-              <v:group w14:anchorId="14283D47" id="Group 191284223" o:spid="_x0000_s1026" style="position:absolute;margin-left:49.6pt;margin-top:14.2pt;width:492.85pt;height:1.65pt;z-index:-251657216;mso-wrap-distance-left:0;mso-wrap-distance-right:0;mso-position-horizontal-relative:page" coordsize="62591,209" o:gfxdata="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">
+              <v:group w14:anchorId="428CBD0B" id="Group 191284223" o:spid="_x0000_s1026" style="position:absolute;margin-left:49.6pt;margin-top:14.2pt;width:492.85pt;height:1.65pt;z-index:-251657216;mso-wrap-distance-left:0;mso-wrap-distance-right:0;mso-position-horizontal-relative:page" coordsize="62591,209" o:gfxdata="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">
                 <v:shape id="Graphic 37" o:spid="_x0000_s1027" style="position:absolute;width:62572;height:203;visibility:visible;mso-wrap-style:square;v-text-anchor:top" coordsize="6257290,20320" o:gfxdata="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" path="m6257290,l,,,901,,3937,,20320r6257290,l6257290,xe" fillcolor="#9f9f9f" stroked="f">
                   <v:path arrowok="t"/>
                 </v:shape>
@@ -5559,7 +5605,7 @@
           </mc:Choice>
           <mc:Fallback>
             <w:pict>
-              <v:group w14:anchorId="4224E79A" id="Group 36" o:spid="_x0000_s1026" style="position:absolute;margin-left:50.4pt;margin-top:11.5pt;width:492.85pt;height:1.65pt;z-index:-15726080;mso-wrap-distance-left:0;mso-wrap-distance-right:0;mso-position-horizontal-relative:page" coordsize="62591,209" o:gfxdata="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">
+              <v:group w14:anchorId="4D0D7F6F" id="Group 36" o:spid="_x0000_s1026" style="position:absolute;margin-left:50.4pt;margin-top:11.5pt;width:492.85pt;height:1.65pt;z-index:-15726080;mso-wrap-distance-left:0;mso-wrap-distance-right:0;mso-position-horizontal-relative:page" coordsize="62591,209" o:gfxdata="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">
                 <v:shape id="Graphic 37" o:spid="_x0000_s1027" style="position:absolute;width:62572;height:203;visibility:visible;mso-wrap-style:square;v-text-anchor:top" coordsize="6257290,20320" o:gfxdata="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" path="m6257290,l,,,901,,3937,,20320r6257290,l6257290,xe" fillcolor="#9f9f9f" stroked="f">
                   <v:path arrowok="t"/>
                 </v:shape>
@@ -6255,7 +6301,7 @@
           </mc:Choice>
           <mc:Fallback>
             <w:pict>
-              <v:group w14:anchorId="4BF621AF" id="Group 43" o:spid="_x0000_s1026" style="position:absolute;margin-left:50.4pt;margin-top:9.35pt;width:492.85pt;height:1.65pt;z-index:-15725568;mso-wrap-distance-left:0;mso-wrap-distance-right:0;mso-position-horizontal-relative:page" coordsize="62591,209" o:gfxdata="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">
+              <v:group w14:anchorId="427AE626" id="Group 43" o:spid="_x0000_s1026" style="position:absolute;margin-left:50.4pt;margin-top:9.35pt;width:492.85pt;height:1.65pt;z-index:-15725568;mso-wrap-distance-left:0;mso-wrap-distance-right:0;mso-position-horizontal-relative:page" coordsize="62591,209" o:gfxdata="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">
                 <v:shape id="Graphic 44" o:spid="_x0000_s1027" style="position:absolute;width:62572;height:196;visibility:visible;mso-wrap-style:square;v-text-anchor:top" coordsize="6257290,19685" o:gfxdata="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" path="m6257290,l,,,901,,3937,,19685r6257290,l6257290,xe" fillcolor="#9f9f9f" stroked="f">
                   <v:path arrowok="t"/>
                 </v:shape>
@@ -6322,7 +6368,49 @@
         <w:rPr>
           <w:sz w:val="23"/>
         </w:rPr>
-        <w:t>AI Agents, RAG, Fine-Tuning, VLMs, LangChain, CrewAI, LangSmith, Guardrails, Prompt Engineering.</w:t>
+        <w:t xml:space="preserve">AI Agents, RAG, Fine-Tuning, VLMs, </w:t>
+      </w:r>
+      <w:proofErr w:type="spellStart"/>
+      <w:r>
+        <w:rPr>
+          <w:sz w:val="23"/>
+        </w:rPr>
+        <w:t>LangChain</w:t>
+      </w:r>
+      <w:proofErr w:type="spellEnd"/>
+      <w:r>
+        <w:rPr>
+          <w:sz w:val="23"/>
+        </w:rPr>
+        <w:t xml:space="preserve">, </w:t>
+      </w:r>
+      <w:proofErr w:type="spellStart"/>
+      <w:r>
+        <w:rPr>
+          <w:sz w:val="23"/>
+        </w:rPr>
+        <w:t>CrewAI</w:t>
+      </w:r>
+      <w:proofErr w:type="spellEnd"/>
+      <w:r>
+        <w:rPr>
+          <w:sz w:val="23"/>
+        </w:rPr>
+        <w:t xml:space="preserve">, </w:t>
+      </w:r>
+      <w:proofErr w:type="spellStart"/>
+      <w:r>
+        <w:rPr>
+          <w:sz w:val="23"/>
+        </w:rPr>
+        <w:t>LangSmith</w:t>
+      </w:r>
+      <w:proofErr w:type="spellEnd"/>
+      <w:r>
+        <w:rPr>
+          <w:sz w:val="23"/>
+        </w:rPr>
+        <w:t>, Guardrails, Prompt Engineering.</w:t>
       </w:r>
     </w:p>
     <w:p>
@@ -6360,7 +6448,21 @@
         <w:rPr>
           <w:sz w:val="23"/>
         </w:rPr>
-        <w:t xml:space="preserve"> TensorFlow, Predictive Modeling, OCR, MLFlow, Data Preprocessing, Quarto, Tableau.</w:t>
+        <w:t xml:space="preserve"> TensorFlow, Predictive Modeling, OCR, </w:t>
+      </w:r>
+      <w:proofErr w:type="spellStart"/>
+      <w:r>
+        <w:rPr>
+          <w:sz w:val="23"/>
+        </w:rPr>
+        <w:t>MLFlow</w:t>
+      </w:r>
+      <w:proofErr w:type="spellEnd"/>
+      <w:r>
+        <w:rPr>
+          <w:sz w:val="23"/>
+        </w:rPr>
+        <w:t>, Data Preprocessing, Quarto, Tableau.</w:t>
       </w:r>
     </w:p>
     <w:p>
@@ -6398,7 +6500,63 @@
         <w:rPr>
           <w:sz w:val="23"/>
         </w:rPr>
-        <w:t xml:space="preserve"> FastAPI, Asyncio, Pydantic, Selenium, BeautifulSoup4, SerpAPI.</w:t>
+        <w:t xml:space="preserve"> </w:t>
+      </w:r>
+      <w:proofErr w:type="spellStart"/>
+      <w:r>
+        <w:rPr>
+          <w:sz w:val="23"/>
+        </w:rPr>
+        <w:t>FastAPI</w:t>
+      </w:r>
+      <w:proofErr w:type="spellEnd"/>
+      <w:r>
+        <w:rPr>
+          <w:sz w:val="23"/>
+        </w:rPr>
+        <w:t xml:space="preserve">, </w:t>
+      </w:r>
+      <w:proofErr w:type="spellStart"/>
+      <w:r>
+        <w:rPr>
+          <w:sz w:val="23"/>
+        </w:rPr>
+        <w:t>Asyncio</w:t>
+      </w:r>
+      <w:proofErr w:type="spellEnd"/>
+      <w:r>
+        <w:rPr>
+          <w:sz w:val="23"/>
+        </w:rPr>
+        <w:t xml:space="preserve">, </w:t>
+      </w:r>
+      <w:proofErr w:type="spellStart"/>
+      <w:r>
+        <w:rPr>
+          <w:sz w:val="23"/>
+        </w:rPr>
+        <w:t>Pydantic</w:t>
+      </w:r>
+      <w:proofErr w:type="spellEnd"/>
+      <w:r>
+        <w:rPr>
+          <w:sz w:val="23"/>
+        </w:rPr>
+        <w:t xml:space="preserve">, Selenium, BeautifulSoup4, </w:t>
+      </w:r>
+      <w:proofErr w:type="spellStart"/>
+      <w:r>
+        <w:rPr>
+          <w:sz w:val="23"/>
+        </w:rPr>
+        <w:t>SerpAPI</w:t>
+      </w:r>
+      <w:proofErr w:type="spellEnd"/>
+      <w:r>
+        <w:rPr>
+          <w:sz w:val="23"/>
+        </w:rPr>
+        <w:t>.</w:t>
       </w:r>
     </w:p>
     <w:p>
@@ -6437,17 +6595,39 @@
         </w:rPr>
         <w:t xml:space="preserve"> </w:t>
       </w:r>
-      <w:r>
-        <w:rPr>
-          <w:sz w:val="23"/>
-        </w:rPr>
-        <w:t>Qdrant (Vector DB), MongoDB, Redis</w:t>
-      </w:r>
-      <w:r>
-        <w:rPr>
-          <w:sz w:val="23"/>
-        </w:rPr>
-        <w:t xml:space="preserve"> (Langcache)</w:t>
+      <w:proofErr w:type="spellStart"/>
+      <w:r>
+        <w:rPr>
+          <w:sz w:val="23"/>
+        </w:rPr>
+        <w:t>Qdrant</w:t>
+      </w:r>
+      <w:proofErr w:type="spellEnd"/>
+      <w:r>
+        <w:rPr>
+          <w:sz w:val="23"/>
+        </w:rPr>
+        <w:t xml:space="preserve"> (Vector DB), MongoDB, Redis</w:t>
+      </w:r>
+      <w:r>
+        <w:rPr>
+          <w:sz w:val="23"/>
+        </w:rPr>
+        <w:t xml:space="preserve"> (</w:t>
+      </w:r>
+      <w:proofErr w:type="spellStart"/>
+      <w:r>
+        <w:rPr>
+          <w:sz w:val="23"/>
+        </w:rPr>
+        <w:t>Langcache</w:t>
+      </w:r>
+      <w:proofErr w:type="spellEnd"/>
+      <w:r>
+        <w:rPr>
+          <w:sz w:val="23"/>
+        </w:rPr>
+        <w:t>)</w:t>
       </w:r>
       <w:r>
         <w:rPr>
@@ -6553,7 +6733,23 @@
           <w:spacing w:val="-5"/>
           <w:sz w:val="23"/>
         </w:rPr>
-        <w:t>), (HTML, CSS, Javascript)</w:t>
+        <w:t xml:space="preserve">), (HTML, CSS, </w:t>
+      </w:r>
+      <w:proofErr w:type="spellStart"/>
+      <w:r>
+        <w:rPr>
+          <w:spacing w:val="-5"/>
+          <w:sz w:val="23"/>
+        </w:rPr>
+        <w:t>Javascript</w:t>
+      </w:r>
+      <w:proofErr w:type="spellEnd"/>
+      <w:r>
+        <w:rPr>
+          <w:spacing w:val="-5"/>
+          <w:sz w:val="23"/>
+        </w:rPr>
+        <w:t>)</w:t>
       </w:r>
       <w:r>
         <w:rPr>
@@ -6583,8 +6779,18 @@
           <w:bCs/>
           <w:sz w:val="23"/>
         </w:rPr>
-        <w:t>DevOps &amp; MLOps</w:t>
-      </w:r>
+        <w:t xml:space="preserve">DevOps &amp; </w:t>
+      </w:r>
+      <w:proofErr w:type="spellStart"/>
+      <w:r>
+        <w:rPr>
+          <w:b/>
+          <w:bCs/>
+          <w:sz w:val="23"/>
+        </w:rPr>
+        <w:t>MLOps</w:t>
+      </w:r>
+      <w:proofErr w:type="spellEnd"/>
       <w:r>
         <w:rPr>
           <w:b/>
@@ -7002,7 +7208,7 @@
           </mc:Choice>
           <mc:Fallback>
             <w:pict>
-              <v:group w14:anchorId="61F928BD" id="Group 50" o:spid="_x0000_s1026" style="position:absolute;margin-left:50.4pt;margin-top:9.3pt;width:492.85pt;height:1.7pt;z-index:-15725056;mso-wrap-distance-left:0;mso-wrap-distance-right:0;mso-position-horizontal-relative:page" coordsize="62591,215" o:gfxdata="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">
+              <v:group w14:anchorId="7F7D49B8" id="Group 50" o:spid="_x0000_s1026" style="position:absolute;margin-left:50.4pt;margin-top:9.3pt;width:492.85pt;height:1.7pt;z-index:-15725056;mso-wrap-distance-left:0;mso-wrap-distance-right:0;mso-position-horizontal-relative:page" coordsize="62591,215" o:gfxdata="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">
                 <v:shape id="Graphic 51" o:spid="_x0000_s1027" style="position:absolute;width:62572;height:203;visibility:visible;mso-wrap-style:square;v-text-anchor:top" coordsize="6257290,20320" o:gfxdata="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" path="m6257290,l,,,1536,,4572,,20320r6257290,l6257290,xe" fillcolor="#9f9f9f" stroked="f">
                   <v:path arrowok="t"/>
                 </v:shape>
